--- a/All_Books/10_UNIVERSE_BEYOND_BIG_BANG/UNIVERSE_BEYOND_BIG_BANG_de.docx
+++ b/All_Books/10_UNIVERSE_BEYOND_BIG_BANG/UNIVERSE_BEYOND_BIG_BANG_de.docx
@@ -582,8 +582,6 @@
         </w:rPr>
         <w:t xml:space="preserve"> MEDIA. Alle Rechte vorbehalten. Vervielfältigung verboten.</w:t>
       </w:r>
-      <w:bookmarkStart w:id="28" w:name="_GoBack"/>
-      <w:bookmarkEnd w:id="28"/>
     </w:p>
     <w:p>
       <w:pPr>
@@ -15907,21 +15905,7 @@
           <w:szCs w:val="28"/>
           <w:shd w:val="clear" w:fill="FFFFFF"/>
         </w:rPr>
-        <w:t>Das Bermu</w:t>
-      </w:r>
-      <w:r>
-        <w:rPr>
-          <w:rFonts w:hint="default" w:ascii="Palatino Linotype" w:hAnsi="Palatino Linotype" w:eastAsia="sans-serif" w:cs="Palatino Linotype"/>
-          <w:i w:val="0"/>
-          <w:iCs w:val="0"/>
-          <w:caps w:val="0"/>
-          <w:color w:val="1A1C1E"/>
-          <w:spacing w:val="0"/>
-          <w:sz w:val="28"/>
-          <w:szCs w:val="28"/>
-          <w:shd w:val="clear" w:fill="FFFFFF"/>
-        </w:rPr>
-        <w:t>dadreieck und andere mysteriöse „Wirbelzonen“: Die Geschichte von Schiffen und Flugzeugen, die im Bermudadreieck spurlos verschwinden, ist Teil der Populärkultur geworden. Obwohl viele Fälle nachweislich auf extremes Wetter oder menschliches Versagen zurückzuführen sind, gibt es immer noch unerklärliche Vermisstenfälle.</w:t>
+        <w:t>Das Bermudadreieck und andere mysteriöse „Wirbelzonen“: Die Geschichte von Schiffen und Flugzeugen, die im Bermudadreieck spurlos verschwinden, ist Teil der Populärkultur geworden. Obwohl viele Fälle nachweislich auf extremes Wetter oder menschliches Versagen zurückzuführen sind, gibt es immer noch unerklärliche Vermisstenfälle.</w:t>
       </w:r>
     </w:p>
     <w:p>
@@ -17589,6 +17573,7 @@
         <w:pageBreakBefore w:val="0"/>
         <w:widowControl/>
         <w:numPr>
+          <w:ilvl w:val="0"/>
           <w:numId w:val="0"/>
         </w:numPr>
         <w:suppressLineNumbers w:val="0"/>
@@ -23504,21 +23489,7 @@
           <w:szCs w:val="28"/>
           <w:shd w:val="clear" w:fill="FFFFFF"/>
         </w:rPr>
-        <w:t>Keimung von Samen: Eines der berühmtesten Experi</w:t>
-      </w:r>
-      <w:r>
-        <w:rPr>
-          <w:rFonts w:hint="default" w:ascii="Palatino Linotype" w:hAnsi="Palatino Linotype" w:eastAsia="sans-serif" w:cs="Palatino Linotype"/>
-          <w:i w:val="0"/>
-          <w:iCs w:val="0"/>
-          <w:caps w:val="0"/>
-          <w:color w:val="1A1C1E"/>
-          <w:spacing w:val="0"/>
-          <w:sz w:val="28"/>
-          <w:szCs w:val="28"/>
-          <w:shd w:val="clear" w:fill="FFFFFF"/>
-        </w:rPr>
-        <w:t>mente war, als ein Qigong-Meister mit seinem Geist einen Samen (z. B. eine Bohne) dazu brachte, innerhalb von nur wenigen Minuten zu keimen und mehrere Zentimeter zu wachsen, ein Prozess, der in der Natur viele Tage dauert.</w:t>
+        <w:t>Keimung von Samen: Eines der berühmtesten Experimente war, als ein Qigong-Meister mit seinem Geist einen Samen (z. B. eine Bohne) dazu brachte, innerhalb von nur wenigen Minuten zu keimen und mehrere Zentimeter zu wachsen, ein Prozess, der in der Natur viele Tage dauert.</w:t>
       </w:r>
     </w:p>
     <w:p>
@@ -25827,21 +25798,7 @@
           <w:szCs w:val="28"/>
           <w:shd w:val="clear" w:fill="FFFFFF"/>
         </w:rPr>
-        <w:t>Sogar in Ker</w:t>
-      </w:r>
-      <w:r>
-        <w:rPr>
-          <w:rFonts w:hint="default" w:ascii="Palatino Linotype" w:hAnsi="Palatino Linotype" w:eastAsia="sans-serif" w:cs="Palatino Linotype"/>
-          <w:i w:val="0"/>
-          <w:iCs w:val="0"/>
-          <w:caps w:val="0"/>
-          <w:color w:val="1A1C1E"/>
-          <w:spacing w:val="0"/>
-          <w:sz w:val="28"/>
-          <w:szCs w:val="28"/>
-          <w:shd w:val="clear" w:fill="FFFFFF"/>
-        </w:rPr>
-        <w:t>nreaktoren, wo sie Strahlungswerte aushalten, die einen Menschen sofort töten würden.</w:t>
+        <w:t>Sogar in Kernreaktoren, wo sie Strahlungswerte aushalten, die einen Menschen sofort töten würden.</w:t>
       </w:r>
     </w:p>
     <w:p>
@@ -32590,21 +32547,7 @@
           <w:szCs w:val="28"/>
           <w:shd w:val="clear" w:fill="FFFFFF"/>
         </w:rPr>
-        <w:t xml:space="preserve">Eine </w:t>
-      </w:r>
-      <w:r>
-        <w:rPr>
-          <w:rFonts w:hint="default" w:ascii="Palatino Linotype" w:hAnsi="Palatino Linotype" w:eastAsia="sans-serif" w:cs="Palatino Linotype"/>
-          <w:i w:val="0"/>
-          <w:iCs w:val="0"/>
-          <w:caps w:val="0"/>
-          <w:color w:val="1A1C1E"/>
-          <w:spacing w:val="0"/>
-          <w:sz w:val="28"/>
-          <w:szCs w:val="28"/>
-          <w:shd w:val="clear" w:fill="FFFFFF"/>
-        </w:rPr>
-        <w:t>Galaxie: Milliarden von Sonnensystemen umkreisen ein galaktisches Zentrum.</w:t>
+        <w:t>Eine Galaxie: Milliarden von Sonnensystemen umkreisen ein galaktisches Zentrum.</w:t>
       </w:r>
     </w:p>
     <w:p>
@@ -32846,6 +32789,7 @@
         <w:keepLines w:val="0"/>
         <w:widowControl/>
         <w:numPr>
+          <w:ilvl w:val="0"/>
           <w:numId w:val="0"/>
         </w:numPr>
         <w:suppressLineNumbers w:val="0"/>
@@ -34391,21 +34335,7 @@
           <w:szCs w:val="28"/>
           <w:shd w:val="clear" w:fill="FFFFFF"/>
         </w:rPr>
-        <w:t>Die Frage des Bewusstseins: Woher kommt das Bewus</w:t>
-      </w:r>
-      <w:r>
-        <w:rPr>
-          <w:rFonts w:hint="default" w:ascii="Palatino Linotype" w:hAnsi="Palatino Linotype" w:eastAsia="sans-serif" w:cs="Palatino Linotype"/>
-          <w:i w:val="0"/>
-          <w:iCs w:val="0"/>
-          <w:caps w:val="0"/>
-          <w:color w:val="1A1C1E"/>
-          <w:spacing w:val="0"/>
-          <w:sz w:val="28"/>
-          <w:szCs w:val="28"/>
-          <w:shd w:val="clear" w:fill="FFFFFF"/>
-        </w:rPr>
-        <w:t>stsein? Warum kann ein Gedanke die Materie steuern? Sind die tiefen Erfahrungen des Menschen wie Träume, Inspiration oder außergewöhnliche Fähigkeiten nur Illusionen des Gehirns?</w:t>
+        <w:t>Die Frage des Bewusstseins: Woher kommt das Bewusstsein? Warum kann ein Gedanke die Materie steuern? Sind die tiefen Erfahrungen des Menschen wie Träume, Inspiration oder außergewöhnliche Fähigkeiten nur Illusionen des Gehirns?</w:t>
       </w:r>
     </w:p>
     <w:p>
@@ -34797,21 +34727,7 @@
           <w:szCs w:val="28"/>
           <w:shd w:val="clear" w:fill="FFFFFF"/>
         </w:rPr>
-        <w:t xml:space="preserve">Zur Kultivierung des Herzens und des Geistes: Diese Systeme legen oft den Schwerpunkt auf die aktive Beobachtung und Transformation des Inneren – das Beseitigen von Wut, Neid und das Nähren von Mitgefühl, Wahrhaftigkeit und Geduld. Sie argumentieren, dass dies nicht nur eine moralische Übung ist, sondern ein Prozess, der das Wesen direkt verändern kann und es einem ermöglicht, subtilere </w:t>
-      </w:r>
-      <w:r>
-        <w:rPr>
-          <w:rFonts w:hint="default" w:ascii="Palatino Linotype" w:hAnsi="Palatino Linotype" w:eastAsia="sans-serif" w:cs="Palatino Linotype"/>
-          <w:i w:val="0"/>
-          <w:iCs w:val="0"/>
-          <w:caps w:val="0"/>
-          <w:color w:val="1A1C1E"/>
-          <w:spacing w:val="0"/>
-          <w:sz w:val="28"/>
-          <w:szCs w:val="28"/>
-          <w:shd w:val="clear" w:fill="FFFFFF"/>
-        </w:rPr>
-        <w:t>Realitätsebenen wahrzunehmen.</w:t>
+        <w:t>Zur Kultivierung des Herzens und des Geistes: Diese Systeme legen oft den Schwerpunkt auf die aktive Beobachtung und Transformation des Inneren – das Beseitigen von Wut, Neid und das Nähren von Mitgefühl, Wahrhaftigkeit und Geduld. Sie argumentieren, dass dies nicht nur eine moralische Übung ist, sondern ein Prozess, der das Wesen direkt verändern kann und es einem ermöglicht, subtilere Realitätsebenen wahrzunehmen.</w:t>
       </w:r>
     </w:p>
     <w:p>
@@ -34856,21 +34772,7 @@
           <w:szCs w:val="28"/>
           <w:shd w:val="clear" w:fill="FFFFFF"/>
         </w:rPr>
-        <w:t>Zur Meditation: In vielen Methoden wird die Medit</w:t>
-      </w:r>
-      <w:r>
-        <w:rPr>
-          <w:rFonts w:hint="default" w:ascii="Palatino Linotype" w:hAnsi="Palatino Linotype" w:eastAsia="sans-serif" w:cs="Palatino Linotype"/>
-          <w:i w:val="0"/>
-          <w:iCs w:val="0"/>
-          <w:caps w:val="0"/>
-          <w:color w:val="1A1C1E"/>
-          <w:spacing w:val="0"/>
-          <w:sz w:val="28"/>
-          <w:szCs w:val="28"/>
-          <w:shd w:val="clear" w:fill="FFFFFF"/>
-        </w:rPr>
-        <w:t>ation als unterstützende Technik angesehen. Sie wird als eine Methode beschrieben, um das „Rauschen“ des chaotischen Gedankenflusses zu beruhigen und einen Zustand der Stille zu schaffen, der für eine tiefe Innenschau notwendig ist. Man kann es sich wie das Abkühlen eines hochempfindlichen Detektors vorstellen, damit er die schwächsten Signale aufzeichnen kann. Obwohl nicht alle Kultivierungswege die Meditation betonen, scheint die innere Stille, die sie mit sich bringt, eine sehr nützliche Bedingung zu sein.</w:t>
+        <w:t>Zur Meditation: In vielen Methoden wird die Meditation als unterstützende Technik angesehen. Sie wird als eine Methode beschrieben, um das „Rauschen“ des chaotischen Gedankenflusses zu beruhigen und einen Zustand der Stille zu schaffen, der für eine tiefe Innenschau notwendig ist. Man kann es sich wie das Abkühlen eines hochempfindlichen Detektors vorstellen, damit er die schwächsten Signale aufzeichnen kann. Obwohl nicht alle Kultivierungswege die Meditation betonen, scheint die innere Stille, die sie mit sich bringt, eine sehr nützliche Bedingung zu sein.</w:t>
       </w:r>
     </w:p>
     <w:p>
@@ -37918,21 +37820,7 @@
           <w:szCs w:val="28"/>
           <w:shd w:val="clear" w:fill="FFFFFF"/>
         </w:rPr>
-        <w:t xml:space="preserve"> (Tian Mu): Ein inneres Wahrnehmungswerkzeug, ein „höherer Sinn“, der durch Kultivierung geöffnet werden kann und es dem Menschen ermöglicht, andere Raumdimensionen und Realitäten direkt </w:t>
-      </w:r>
-      <w:r>
-        <w:rPr>
-          <w:rFonts w:hint="default" w:ascii="Palatino Linotype" w:hAnsi="Palatino Linotype" w:eastAsia="sans-serif" w:cs="Palatino Linotype"/>
-          <w:i w:val="0"/>
-          <w:iCs w:val="0"/>
-          <w:caps w:val="0"/>
-          <w:color w:val="1A1C1E"/>
-          <w:spacing w:val="0"/>
-          <w:sz w:val="28"/>
-          <w:szCs w:val="28"/>
-          <w:shd w:val="clear" w:fill="FFFFFF"/>
-        </w:rPr>
-        <w:t>wahrzunehmen.</w:t>
+        <w:t xml:space="preserve"> (Tian Mu): Ein inneres Wahrnehmungswerkzeug, ein „höherer Sinn“, der durch Kultivierung geöffnet werden kann und es dem Menschen ermöglicht, andere Raumdimensionen und Realitäten direkt wahrzunehmen.</w:t>
       </w:r>
     </w:p>
     <w:p>
@@ -37941,6 +37829,7 @@
         <w:keepLines w:val="0"/>
         <w:widowControl/>
         <w:numPr>
+          <w:ilvl w:val="0"/>
           <w:numId w:val="0"/>
         </w:numPr>
         <w:suppressLineNumbers w:val="0"/>
@@ -38203,6 +38092,7 @@
         <w:keepLines w:val="0"/>
         <w:widowControl/>
         <w:numPr>
+          <w:ilvl w:val="0"/>
           <w:numId w:val="0"/>
         </w:numPr>
         <w:suppressLineNumbers w:val="0"/>
@@ -38431,6 +38321,7 @@
         <w:keepLines w:val="0"/>
         <w:widowControl/>
         <w:numPr>
+          <w:ilvl w:val="0"/>
           <w:numId w:val="0"/>
         </w:numPr>
         <w:suppressLineNumbers w:val="0"/>
@@ -38595,6 +38486,7 @@
         <w:keepLines w:val="0"/>
         <w:widowControl/>
         <w:numPr>
+          <w:ilvl w:val="0"/>
           <w:numId w:val="0"/>
         </w:numPr>
         <w:suppressLineNumbers w:val="0"/>
@@ -38806,6 +38698,55 @@
     <w:p>
       <w:pPr>
         <w:pStyle w:val="10"/>
+        <w:spacing w:before="260" w:after="180"/>
+        <w:rPr>
+          <w:rFonts w:ascii="Palatino Linotype" w:hAnsi="Palatino Linotype" w:cs="Palatino Linotype"/>
+        </w:rPr>
+      </w:pPr>
+      <w:r>
+        <w:rPr>
+          <w:rFonts w:hint="default" w:ascii="Palatino Linotype" w:hAnsi="Palatino Linotype" w:cs="Palatino Linotype"/>
+          <w:b/>
+          <w:bCs/>
+          <w:sz w:val="24"/>
+          <w:szCs w:val="24"/>
+          <w:lang w:val="en-US"/>
+        </w:rPr>
+        <w:t>Aiden Lee</w:t>
+      </w:r>
+      <w:r>
+        <w:rPr>
+          <w:rFonts w:hint="default" w:ascii="Palatino Linotype" w:hAnsi="Palatino Linotype" w:cs="Palatino Linotype"/>
+          <w:sz w:val="24"/>
+          <w:szCs w:val="24"/>
+        </w:rPr>
+        <w:t xml:space="preserve"> </w:t>
+      </w:r>
+      <w:r>
+        <w:rPr>
+          <w:rFonts w:ascii="Palatino Linotype" w:hAnsi="Palatino Linotype" w:cs="Palatino Linotype"/>
+        </w:rPr>
+        <w:t>ist ein unabhängiger Autor, der sich mit Themen aus Politik, Kultur, Gesellschaft, Wissenschaft und Spiritualität beschäftigt. Sein Ziel ist es, nach Wahrheit zu suchen, das Gewissen zu wecken und über das Schicksal der Menschheit nachzudenken.</w:t>
+      </w:r>
+    </w:p>
+    <w:p>
+      <w:pPr>
+        <w:pStyle w:val="10"/>
+        <w:spacing w:before="260" w:after="180"/>
+        <w:rPr>
+          <w:rFonts w:ascii="Palatino Linotype" w:hAnsi="Palatino Linotype" w:cs="Palatino Linotype"/>
+        </w:rPr>
+      </w:pPr>
+      <w:r>
+        <w:rPr>
+          <w:rFonts w:ascii="Palatino Linotype" w:hAnsi="Palatino Linotype" w:cs="Palatino Linotype"/>
+        </w:rPr>
+        <w:t>Seine Werke basieren häufig auf realen Interviews, die mit Aufrichtigkeit, emotionaler Tiefe und einem Geist der Erleuchtung aufgezeichnet wurden.</w:t>
+      </w:r>
+    </w:p>
+    <w:p>
+      <w:pPr>
+        <w:pStyle w:val="10"/>
         <w:keepNext w:val="0"/>
         <w:keepLines w:val="0"/>
         <w:pageBreakBefore w:val="0"/>
@@ -38829,25 +38770,6 @@
           <w:szCs w:val="24"/>
         </w:rPr>
       </w:pPr>
-      <w:r>
-        <w:rPr>
-          <w:rFonts w:hint="default" w:ascii="Palatino Linotype" w:hAnsi="Palatino Linotype" w:cs="Palatino Linotype"/>
-          <w:b/>
-          <w:bCs/>
-          <w:sz w:val="24"/>
-          <w:szCs w:val="24"/>
-          <w:lang w:val="en-US"/>
-        </w:rPr>
-        <w:t>Aiden Lee</w:t>
-      </w:r>
-      <w:r>
-        <w:rPr>
-          <w:rFonts w:hint="default" w:ascii="Palatino Linotype" w:hAnsi="Palatino Linotype" w:cs="Palatino Linotype"/>
-          <w:sz w:val="24"/>
-          <w:szCs w:val="24"/>
-        </w:rPr>
-        <w:t xml:space="preserve"> ist eine unabhängige Autorin, die sich mit Themen aus Politik, Kultur, Gesellschaft, Wissenschaft und Spiritualität befasst. Ihre Werke streben nach Wahrheit, wecken das Gewissen und verleihen den Gedanken über das Schicksal der Menschheit eine Stimme..</w:t>
-      </w:r>
     </w:p>
     <w:p>
       <w:pPr>
@@ -38870,46 +38792,13 @@
         <w:jc w:val="both"/>
         <w:textAlignment w:val="auto"/>
         <w:rPr>
-          <w:rFonts w:hint="default" w:ascii="Palatino Linotype" w:hAnsi="Palatino Linotype" w:cs="Palatino Linotype"/>
-          <w:sz w:val="24"/>
-          <w:szCs w:val="24"/>
-        </w:rPr>
-      </w:pPr>
-      <w:r>
-        <w:rPr>
-          <w:rFonts w:hint="default" w:ascii="Palatino Linotype" w:hAnsi="Palatino Linotype" w:cs="Palatino Linotype"/>
-          <w:sz w:val="24"/>
-          <w:szCs w:val="24"/>
-        </w:rPr>
-        <w:t>Ihre Arbeiten basieren oft auf realen Interviews, die mit Aufrichtigkeit, emotionaler Tiefe und einem erleuchtenden Geist aufgezeichnet wurden.</w:t>
-      </w:r>
-    </w:p>
-    <w:p>
-      <w:pPr>
-        <w:pStyle w:val="10"/>
-        <w:keepNext w:val="0"/>
-        <w:keepLines w:val="0"/>
-        <w:pageBreakBefore w:val="0"/>
-        <w:widowControl/>
-        <w:suppressLineNumbers w:val="0"/>
-        <w:kinsoku/>
-        <w:wordWrap/>
-        <w:overflowPunct/>
-        <w:topLinePunct w:val="0"/>
-        <w:autoSpaceDE/>
-        <w:autoSpaceDN/>
-        <w:bidi w:val="0"/>
-        <w:adjustRightInd/>
-        <w:snapToGrid/>
-        <w:spacing w:before="260" w:after="180"/>
-        <w:jc w:val="both"/>
-        <w:textAlignment w:val="auto"/>
-        <w:rPr>
           <w:rFonts w:hint="default" w:ascii="SimSun" w:hAnsi="SimSun" w:eastAsia="SimSun" w:cs="SimSun"/>
           <w:sz w:val="24"/>
           <w:szCs w:val="24"/>
         </w:rPr>
       </w:pPr>
+      <w:bookmarkStart w:id="28" w:name="_GoBack"/>
+      <w:bookmarkEnd w:id="28"/>
     </w:p>
     <w:p>
       <w:pPr>

--- a/All_Books/10_UNIVERSE_BEYOND_BIG_BANG/UNIVERSE_BEYOND_BIG_BANG_de.docx
+++ b/All_Books/10_UNIVERSE_BEYOND_BIG_BANG/UNIVERSE_BEYOND_BIG_BANG_de.docx
@@ -44,22 +44,27 @@
     </w:p>
     <w:p>
       <w:pPr>
+        <w:pStyle w:val="2"/>
+        <w:bidi w:val="0"/>
+        <w:spacing w:line="240" w:lineRule="auto"/>
         <w:jc w:val="center"/>
         <w:rPr>
-          <w:rFonts w:hint="default" w:ascii="Palatino Linotype" w:hAnsi="Palatino Linotype"/>
-          <w:i w:val="0"/>
-          <w:iCs w:val="0"/>
-          <w:sz w:val="28"/>
-          <w:szCs w:val="28"/>
-        </w:rPr>
-      </w:pPr>
-      <w:r>
-        <w:rPr>
-          <w:rFonts w:hint="default" w:ascii="Palatino Linotype" w:hAnsi="Palatino Linotype"/>
-          <w:i w:val="0"/>
-          <w:iCs w:val="0"/>
-          <w:sz w:val="28"/>
-          <w:szCs w:val="28"/>
+          <w:rFonts w:hint="default" w:ascii="Palatino Linotype" w:hAnsi="Palatino Linotype" w:cs="Palatino Linotype"/>
+          <w:b w:val="0"/>
+          <w:bCs w:val="0"/>
+          <w:sz w:val="28"/>
+          <w:szCs w:val="28"/>
+          <w:lang w:val="en-US"/>
+        </w:rPr>
+      </w:pPr>
+      <w:r>
+        <w:rPr>
+          <w:rFonts w:hint="default" w:ascii="Palatino Linotype" w:hAnsi="Palatino Linotype" w:cs="Palatino Linotype"/>
+          <w:b w:val="0"/>
+          <w:bCs w:val="0"/>
+          <w:sz w:val="28"/>
+          <w:szCs w:val="28"/>
+          <w:lang w:val="en-US"/>
         </w:rPr>
         <w:t>THE UNIVERSE BEYOND THE BIG BANG</w:t>
       </w:r>
@@ -620,22 +625,21 @@
     </w:p>
     <w:p>
       <w:pPr>
-        <w:rPr>
-          <w:rFonts w:hint="default" w:ascii="Palatino Linotype" w:hAnsi="Palatino Linotype"/>
-          <w:b/>
-          <w:bCs/>
-          <w:sz w:val="32"/>
-          <w:szCs w:val="32"/>
+        <w:pStyle w:val="2"/>
+        <w:bidi w:val="0"/>
+        <w:spacing w:line="240" w:lineRule="auto"/>
+        <w:rPr>
+          <w:rFonts w:hint="default" w:ascii="Palatino Linotype" w:hAnsi="Palatino Linotype" w:cs="Palatino Linotype"/>
+          <w:sz w:val="36"/>
+          <w:szCs w:val="36"/>
           <w:lang w:val="en-US"/>
         </w:rPr>
       </w:pPr>
       <w:r>
         <w:rPr>
-          <w:rFonts w:hint="default" w:ascii="Palatino Linotype" w:hAnsi="Palatino Linotype"/>
-          <w:b/>
-          <w:bCs/>
-          <w:sz w:val="32"/>
-          <w:szCs w:val="32"/>
+          <w:rFonts w:hint="default" w:ascii="Palatino Linotype" w:hAnsi="Palatino Linotype" w:cs="Palatino Linotype"/>
+          <w:sz w:val="36"/>
+          <w:szCs w:val="36"/>
           <w:lang w:val="en-US"/>
         </w:rPr>
         <w:t>INHALTSVERZEICHNIS</w:t>
@@ -36788,7 +36792,7 @@
     </w:p>
     <w:p>
       <w:pPr>
-        <w:pStyle w:val="3"/>
+        <w:pStyle w:val="2"/>
         <w:bidi w:val="0"/>
         <w:spacing w:line="240" w:lineRule="auto"/>
         <w:rPr>
@@ -37286,7 +37290,7 @@
     </w:p>
     <w:p>
       <w:pPr>
-        <w:pStyle w:val="3"/>
+        <w:pStyle w:val="2"/>
         <w:bidi w:val="0"/>
         <w:spacing w:line="240" w:lineRule="auto"/>
         <w:rPr>
@@ -38612,13 +38616,13 @@
     </w:p>
     <w:p>
       <w:pPr>
-        <w:pStyle w:val="3"/>
+        <w:pStyle w:val="2"/>
         <w:bidi w:val="0"/>
         <w:spacing w:line="240" w:lineRule="auto"/>
         <w:rPr>
           <w:rFonts w:hint="default" w:ascii="Palatino Linotype" w:hAnsi="Palatino Linotype" w:cs="Palatino Linotype"/>
-          <w:sz w:val="40"/>
-          <w:szCs w:val="40"/>
+          <w:sz w:val="36"/>
+          <w:szCs w:val="36"/>
           <w:lang w:val="en-US" w:eastAsia="zh-CN"/>
         </w:rPr>
       </w:pPr>
@@ -38626,8 +38630,8 @@
       <w:r>
         <w:rPr>
           <w:rFonts w:hint="default" w:ascii="Palatino Linotype" w:hAnsi="Palatino Linotype" w:cs="Palatino Linotype"/>
-          <w:sz w:val="40"/>
-          <w:szCs w:val="40"/>
+          <w:sz w:val="36"/>
+          <w:szCs w:val="36"/>
           <w:lang w:val="en-US" w:eastAsia="zh-CN"/>
         </w:rPr>
         <w:t>ÜBER DIE AUTORIN &amp; DAS PROJEKT THE LIVES MEDIA</w:t>
@@ -38797,8 +38801,6 @@
           <w:szCs w:val="24"/>
         </w:rPr>
       </w:pPr>
-      <w:bookmarkStart w:id="28" w:name="_GoBack"/>
-      <w:bookmarkEnd w:id="28"/>
     </w:p>
     <w:p>
       <w:pPr>
@@ -40206,11 +40208,6 @@
     </w:p>
     <w:p>
       <w:pPr>
-        <w:pStyle w:val="10"/>
-        <w:keepNext w:val="0"/>
-        <w:keepLines w:val="0"/>
-        <w:widowControl/>
-        <w:suppressLineNumbers w:val="0"/>
         <w:rPr>
           <w:rFonts w:hint="default" w:ascii="Palatino Linotype" w:hAnsi="Palatino Linotype" w:cs="Palatino Linotype"/>
           <w:b/>
@@ -40219,6 +40216,34 @@
           <w:szCs w:val="24"/>
         </w:rPr>
       </w:pPr>
+      <w:r>
+        <w:rPr>
+          <w:rFonts w:hint="default" w:ascii="Palatino Linotype" w:hAnsi="Palatino Linotype" w:cs="Palatino Linotype"/>
+          <w:b/>
+          <w:bCs/>
+          <w:sz w:val="24"/>
+          <w:szCs w:val="24"/>
+        </w:rPr>
+        <w:br w:type="page"/>
+      </w:r>
+    </w:p>
+    <w:p>
+      <w:pPr>
+        <w:pStyle w:val="10"/>
+        <w:keepNext w:val="0"/>
+        <w:keepLines w:val="0"/>
+        <w:widowControl/>
+        <w:suppressLineNumbers w:val="0"/>
+        <w:rPr>
+          <w:rFonts w:hint="default" w:ascii="Palatino Linotype" w:hAnsi="Palatino Linotype" w:cs="Palatino Linotype"/>
+          <w:b/>
+          <w:bCs/>
+          <w:sz w:val="24"/>
+          <w:szCs w:val="24"/>
+        </w:rPr>
+      </w:pPr>
+      <w:bookmarkStart w:id="28" w:name="_GoBack"/>
+      <w:bookmarkEnd w:id="28"/>
     </w:p>
     <w:p>
       <w:pPr>

--- a/All_Books/10_UNIVERSE_BEYOND_BIG_BANG/UNIVERSE_BEYOND_BIG_BANG_de.docx
+++ b/All_Books/10_UNIVERSE_BEYOND_BIG_BANG/UNIVERSE_BEYOND_BIG_BANG_de.docx
@@ -2,6 +2,86 @@
 <file path=word/document.xml><?xml version="1.0" encoding="utf-8"?>
 <w:document xmlns:wpc="http://schemas.microsoft.com/office/word/2010/wordprocessingCanvas" xmlns:mc="http://schemas.openxmlformats.org/markup-compatibility/2006" xmlns:o="urn:schemas-microsoft-com:office:office" xmlns:r="http://schemas.openxmlformats.org/officeDocument/2006/relationships" xmlns:m="http://schemas.openxmlformats.org/officeDocument/2006/math" xmlns:v="urn:schemas-microsoft-com:vml" xmlns:wp14="http://schemas.microsoft.com/office/word/2010/wordprocessingDrawing" xmlns:wp="http://schemas.openxmlformats.org/drawingml/2006/wordprocessingDrawing" xmlns:w="http://schemas.openxmlformats.org/wordprocessingml/2006/main" xmlns:w14="http://schemas.microsoft.com/office/word/2010/wordml" xmlns:w10="urn:schemas-microsoft-com:office:word" xmlns:w15="http://schemas.microsoft.com/office/word/2012/wordml" xmlns:wpg="http://schemas.microsoft.com/office/word/2010/wordprocessingGroup" xmlns:wpi="http://schemas.microsoft.com/office/word/2010/wordprocessingInk" xmlns:wne="http://schemas.microsoft.com/office/word/2006/wordml" xmlns:wps="http://schemas.microsoft.com/office/word/2010/wordprocessingShape" xmlns:wpsCustomData="http://www.wps.cn/officeDocument/2013/wpsCustomData" mc:Ignorable="w14 w15 wp14">
   <w:body>
+    <w:p>
+      <w:pPr>
+        <w:rPr>
+          <w:rFonts w:hint="default" w:ascii="Palatino Linotype" w:hAnsi="Palatino Linotype"/>
+          <w:sz w:val="28"/>
+          <w:szCs w:val="28"/>
+          <w:lang w:val="en-US"/>
+        </w:rPr>
+      </w:pPr>
+      <w:r>
+        <w:rPr>
+          <w:rFonts w:hint="default" w:ascii="Palatino Linotype" w:hAnsi="Palatino Linotype"/>
+          <w:sz w:val="28"/>
+          <w:szCs w:val="28"/>
+          <w:lang w:val="en-US"/>
+        </w:rPr>
+        <w:drawing>
+          <wp:anchor distT="0" distB="0" distL="114300" distR="114300" simplePos="0" relativeHeight="251659264" behindDoc="0" locked="0" layoutInCell="1" allowOverlap="1">
+            <wp:simplePos x="0" y="0"/>
+            <wp:positionH relativeFrom="column">
+              <wp:posOffset>-792480</wp:posOffset>
+            </wp:positionH>
+            <wp:positionV relativeFrom="paragraph">
+              <wp:posOffset>-849630</wp:posOffset>
+            </wp:positionV>
+            <wp:extent cx="5342890" cy="7923530"/>
+            <wp:effectExtent l="0" t="0" r="6350" b="1270"/>
+            <wp:wrapNone/>
+            <wp:docPr id="3" name="Picture 3" descr="10_UNIVERSE_BIG_BANG_de"/>
+            <wp:cNvGraphicFramePr>
+              <a:graphicFrameLocks xmlns:a="http://schemas.openxmlformats.org/drawingml/2006/main" noChangeAspect="1"/>
+            </wp:cNvGraphicFramePr>
+            <a:graphic xmlns:a="http://schemas.openxmlformats.org/drawingml/2006/main">
+              <a:graphicData uri="http://schemas.openxmlformats.org/drawingml/2006/picture">
+                <pic:pic xmlns:pic="http://schemas.openxmlformats.org/drawingml/2006/picture">
+                  <pic:nvPicPr>
+                    <pic:cNvPr id="3" name="Picture 3" descr="10_UNIVERSE_BIG_BANG_de"/>
+                    <pic:cNvPicPr>
+                      <a:picLocks noChangeAspect="1"/>
+                    </pic:cNvPicPr>
+                  </pic:nvPicPr>
+                  <pic:blipFill>
+                    <a:blip r:embed="rId5"/>
+                    <a:stretch>
+                      <a:fillRect/>
+                    </a:stretch>
+                  </pic:blipFill>
+                  <pic:spPr>
+                    <a:xfrm>
+                      <a:off x="0" y="0"/>
+                      <a:ext cx="5342890" cy="7923530"/>
+                    </a:xfrm>
+                    <a:prstGeom prst="rect">
+                      <a:avLst/>
+                    </a:prstGeom>
+                  </pic:spPr>
+                </pic:pic>
+              </a:graphicData>
+            </a:graphic>
+          </wp:anchor>
+        </w:drawing>
+      </w:r>
+    </w:p>
+    <w:p>
+      <w:pPr>
+        <w:rPr>
+          <w:rFonts w:hint="default" w:ascii="Palatino Linotype" w:hAnsi="Palatino Linotype"/>
+          <w:sz w:val="28"/>
+          <w:szCs w:val="28"/>
+        </w:rPr>
+      </w:pPr>
+      <w:r>
+        <w:rPr>
+          <w:rFonts w:hint="default" w:ascii="Palatino Linotype" w:hAnsi="Palatino Linotype"/>
+          <w:sz w:val="28"/>
+          <w:szCs w:val="28"/>
+        </w:rPr>
+        <w:br w:type="page"/>
+      </w:r>
+    </w:p>
     <w:p>
       <w:pPr>
         <w:rPr>
@@ -458,7 +538,7 @@
                     </pic:cNvPicPr>
                   </pic:nvPicPr>
                   <pic:blipFill>
-                    <a:blip r:embed="rId5"/>
+                    <a:blip r:embed="rId6"/>
                     <a:stretch>
                       <a:fillRect/>
                     </a:stretch>
@@ -779,7 +859,7 @@
             <w:fldChar w:fldCharType="separate"/>
           </w:r>
           <w:r>
-            <w:t>5</w:t>
+            <w:t>6</w:t>
           </w:r>
           <w:r>
             <w:fldChar w:fldCharType="end"/>
@@ -868,7 +948,7 @@
             <w:fldChar w:fldCharType="separate"/>
           </w:r>
           <w:r>
-            <w:t>9</w:t>
+            <w:t>10</w:t>
           </w:r>
           <w:r>
             <w:fldChar w:fldCharType="end"/>
@@ -948,7 +1028,7 @@
             <w:fldChar w:fldCharType="separate"/>
           </w:r>
           <w:r>
-            <w:t>10</w:t>
+            <w:t>11</w:t>
           </w:r>
           <w:r>
             <w:fldChar w:fldCharType="end"/>
@@ -1029,7 +1109,7 @@
             <w:fldChar w:fldCharType="separate"/>
           </w:r>
           <w:r>
-            <w:t>30</w:t>
+            <w:t>31</w:t>
           </w:r>
           <w:r>
             <w:fldChar w:fldCharType="end"/>
@@ -1110,7 +1190,7 @@
             <w:fldChar w:fldCharType="separate"/>
           </w:r>
           <w:r>
-            <w:t>49</w:t>
+            <w:t>50</w:t>
           </w:r>
           <w:r>
             <w:fldChar w:fldCharType="end"/>
@@ -1201,7 +1281,7 @@
             <w:fldChar w:fldCharType="separate"/>
           </w:r>
           <w:r>
-            <w:t>71</w:t>
+            <w:t>72</w:t>
           </w:r>
           <w:r>
             <w:fldChar w:fldCharType="end"/>
@@ -1282,7 +1362,7 @@
             <w:fldChar w:fldCharType="separate"/>
           </w:r>
           <w:r>
-            <w:t>72</w:t>
+            <w:t>73</w:t>
           </w:r>
           <w:r>
             <w:fldChar w:fldCharType="end"/>
@@ -1363,7 +1443,7 @@
             <w:fldChar w:fldCharType="separate"/>
           </w:r>
           <w:r>
-            <w:t>81</w:t>
+            <w:t>82</w:t>
           </w:r>
           <w:r>
             <w:fldChar w:fldCharType="end"/>
@@ -1444,7 +1524,7 @@
             <w:fldChar w:fldCharType="separate"/>
           </w:r>
           <w:r>
-            <w:t>93</w:t>
+            <w:t>94</w:t>
           </w:r>
           <w:r>
             <w:fldChar w:fldCharType="end"/>
@@ -1525,7 +1605,7 @@
             <w:fldChar w:fldCharType="separate"/>
           </w:r>
           <w:r>
-            <w:t>107</w:t>
+            <w:t>108</w:t>
           </w:r>
           <w:r>
             <w:fldChar w:fldCharType="end"/>
@@ -1606,7 +1686,7 @@
             <w:fldChar w:fldCharType="separate"/>
           </w:r>
           <w:r>
-            <w:t>118</w:t>
+            <w:t>119</w:t>
           </w:r>
           <w:r>
             <w:fldChar w:fldCharType="end"/>
@@ -1697,7 +1777,7 @@
             <w:fldChar w:fldCharType="separate"/>
           </w:r>
           <w:r>
-            <w:t>130</w:t>
+            <w:t>131</w:t>
           </w:r>
           <w:r>
             <w:fldChar w:fldCharType="end"/>
@@ -1778,7 +1858,7 @@
             <w:fldChar w:fldCharType="separate"/>
           </w:r>
           <w:r>
-            <w:t>132</w:t>
+            <w:t>133</w:t>
           </w:r>
           <w:r>
             <w:fldChar w:fldCharType="end"/>
@@ -1859,7 +1939,7 @@
             <w:fldChar w:fldCharType="separate"/>
           </w:r>
           <w:r>
-            <w:t>142</w:t>
+            <w:t>143</w:t>
           </w:r>
           <w:r>
             <w:fldChar w:fldCharType="end"/>
@@ -1940,7 +2020,7 @@
             <w:fldChar w:fldCharType="separate"/>
           </w:r>
           <w:r>
-            <w:t>155</w:t>
+            <w:t>156</w:t>
           </w:r>
           <w:r>
             <w:fldChar w:fldCharType="end"/>
@@ -2021,7 +2101,7 @@
             <w:fldChar w:fldCharType="separate"/>
           </w:r>
           <w:r>
-            <w:t>168</w:t>
+            <w:t>169</w:t>
           </w:r>
           <w:r>
             <w:fldChar w:fldCharType="end"/>
@@ -2112,7 +2192,7 @@
             <w:fldChar w:fldCharType="separate"/>
           </w:r>
           <w:r>
-            <w:t>181</w:t>
+            <w:t>182</w:t>
           </w:r>
           <w:r>
             <w:fldChar w:fldCharType="end"/>
@@ -2193,7 +2273,7 @@
             <w:fldChar w:fldCharType="separate"/>
           </w:r>
           <w:r>
-            <w:t>182</w:t>
+            <w:t>183</w:t>
           </w:r>
           <w:r>
             <w:fldChar w:fldCharType="end"/>
@@ -2274,7 +2354,7 @@
             <w:fldChar w:fldCharType="separate"/>
           </w:r>
           <w:r>
-            <w:t>195</w:t>
+            <w:t>196</w:t>
           </w:r>
           <w:r>
             <w:fldChar w:fldCharType="end"/>
@@ -2355,7 +2435,7 @@
             <w:fldChar w:fldCharType="separate"/>
           </w:r>
           <w:r>
-            <w:t>209</w:t>
+            <w:t>210</w:t>
           </w:r>
           <w:r>
             <w:fldChar w:fldCharType="end"/>
@@ -2436,7 +2516,7 @@
             <w:fldChar w:fldCharType="separate"/>
           </w:r>
           <w:r>
-            <w:t>220</w:t>
+            <w:t>221</w:t>
           </w:r>
           <w:r>
             <w:fldChar w:fldCharType="end"/>
@@ -2527,7 +2607,7 @@
             <w:fldChar w:fldCharType="separate"/>
           </w:r>
           <w:r>
-            <w:t>230</w:t>
+            <w:t>231</w:t>
           </w:r>
           <w:r>
             <w:fldChar w:fldCharType="end"/>
@@ -2608,7 +2688,7 @@
             <w:fldChar w:fldCharType="separate"/>
           </w:r>
           <w:r>
-            <w:t>231</w:t>
+            <w:t>232</w:t>
           </w:r>
           <w:r>
             <w:fldChar w:fldCharType="end"/>
@@ -2689,7 +2769,7 @@
             <w:fldChar w:fldCharType="separate"/>
           </w:r>
           <w:r>
-            <w:t>243</w:t>
+            <w:t>244</w:t>
           </w:r>
           <w:r>
             <w:fldChar w:fldCharType="end"/>
@@ -2770,7 +2850,7 @@
             <w:fldChar w:fldCharType="separate"/>
           </w:r>
           <w:r>
-            <w:t>254</w:t>
+            <w:t>255</w:t>
           </w:r>
           <w:r>
             <w:fldChar w:fldCharType="end"/>
@@ -2851,7 +2931,7 @@
             <w:fldChar w:fldCharType="separate"/>
           </w:r>
           <w:r>
-            <w:t>264</w:t>
+            <w:t>265</w:t>
           </w:r>
           <w:r>
             <w:fldChar w:fldCharType="end"/>
@@ -2932,7 +3012,7 @@
             <w:fldChar w:fldCharType="separate"/>
           </w:r>
           <w:r>
-            <w:t>268</w:t>
+            <w:t>269</w:t>
           </w:r>
           <w:r>
             <w:fldChar w:fldCharType="end"/>
@@ -3013,7 +3093,7 @@
             <w:fldChar w:fldCharType="separate"/>
           </w:r>
           <w:r>
-            <w:t>273</w:t>
+            <w:t>274</w:t>
           </w:r>
           <w:r>
             <w:fldChar w:fldCharType="end"/>
@@ -3059,6 +3139,8 @@
             </w:rPr>
             <w:fldChar w:fldCharType="end"/>
           </w:r>
+          <w:bookmarkStart w:id="28" w:name="_GoBack"/>
+          <w:bookmarkEnd w:id="28"/>
         </w:p>
       </w:sdtContent>
     </w:sdt>
@@ -39168,7 +39250,7 @@
                     </pic:cNvPicPr>
                   </pic:nvPicPr>
                   <pic:blipFill>
-                    <a:blip r:embed="rId6"/>
+                    <a:blip r:embed="rId7"/>
                     <a:stretch>
                       <a:fillRect/>
                     </a:stretch>
@@ -40242,8 +40324,6 @@
           <w:szCs w:val="24"/>
         </w:rPr>
       </w:pPr>
-      <w:bookmarkStart w:id="28" w:name="_GoBack"/>
-      <w:bookmarkEnd w:id="28"/>
     </w:p>
     <w:p>
       <w:pPr>
@@ -40360,7 +40440,7 @@
       <mc:AlternateContent>
         <mc:Choice Requires="wps">
           <w:drawing>
-            <wp:anchor distT="0" distB="0" distL="114300" distR="114300" simplePos="0" relativeHeight="251659264" behindDoc="0" locked="0" layoutInCell="1" allowOverlap="1">
+            <wp:anchor distT="0" distB="0" distL="114300" distR="114300" simplePos="0" relativeHeight="251660288" behindDoc="0" locked="0" layoutInCell="1" allowOverlap="1">
               <wp:simplePos x="0" y="0"/>
               <wp:positionH relativeFrom="margin">
                 <wp:align>center</wp:align>
@@ -40439,7 +40519,7 @@
         </mc:Choice>
         <mc:Fallback>
           <w:pict>
-            <v:shape id="_x0000_s1026" o:spid="_x0000_s1026" o:spt="202" type="#_x0000_t202" style="position:absolute;left:0pt;margin-top:0pt;height:144pt;width:144pt;mso-position-horizontal:center;mso-position-horizontal-relative:margin;mso-wrap-style:none;z-index:251659264;mso-width-relative:page;mso-height-relative:page;" filled="f" stroked="f" coordsize="21600,21600" o:gfxdata="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">
+            <v:shape id="_x0000_s1026" o:spid="_x0000_s1026" o:spt="202" type="#_x0000_t202" style="position:absolute;left:0pt;margin-top:0pt;height:144pt;width:144pt;mso-position-horizontal:center;mso-position-horizontal-relative:margin;mso-wrap-style:none;z-index:251660288;mso-width-relative:page;mso-height-relative:page;" filled="f" stroked="f" coordsize="21600,21600" o:gfxdata="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">
               <v:fill on="f" focussize="0,0"/>
               <v:stroke on="f" weight="0.5pt"/>
               <v:imagedata o:title=""/>

--- a/All_Books/10_UNIVERSE_BEYOND_BIG_BANG/UNIVERSE_BEYOND_BIG_BANG_de.docx
+++ b/All_Books/10_UNIVERSE_BEYOND_BIG_BANG/UNIVERSE_BEYOND_BIG_BANG_de.docx
@@ -3139,8 +3139,6 @@
             </w:rPr>
             <w:fldChar w:fldCharType="end"/>
           </w:r>
-          <w:bookmarkStart w:id="28" w:name="_GoBack"/>
-          <w:bookmarkEnd w:id="28"/>
         </w:p>
       </w:sdtContent>
     </w:sdt>
@@ -4225,20 +4223,30 @@
         </w:rPr>
         <w:t>Wo die physikalischen Gesetze schweigen, steht keine Mauer, sondern eine Schwelle. Sie deutet auf eine grundlegende Realität hin, die unsere auf Raum-Zeit basierenden Theorien nicht erreichen können. Sie leugnet nicht die Existenz einer ursprünglichen Ursache, sie gibt nur zu, dass diese Ursache außerhalb der Reichweite unserer gegenwärtigen Werkzeuge liegt.</w:t>
       </w:r>
-      <w:r>
-        <w:rPr>
-          <w:rFonts w:hint="default" w:ascii="Palatino Linotype" w:hAnsi="Palatino Linotype" w:eastAsia="sans-serif" w:cs="Palatino Linotype"/>
-          <w:i w:val="0"/>
-          <w:iCs w:val="0"/>
-          <w:caps w:val="0"/>
-          <w:color w:val="1A1C1E"/>
-          <w:spacing w:val="0"/>
-          <w:sz w:val="28"/>
-          <w:szCs w:val="28"/>
-          <w:shd w:val="clear" w:fill="FFFFFF"/>
-        </w:rPr>
-        <w:br w:type="textWrapping"/>
-      </w:r>
+    </w:p>
+    <w:p>
+      <w:pPr>
+        <w:pStyle w:val="10"/>
+        <w:keepNext w:val="0"/>
+        <w:keepLines w:val="0"/>
+        <w:widowControl/>
+        <w:suppressLineNumbers w:val="0"/>
+        <w:shd w:val="clear" w:fill="FFFFFF"/>
+        <w:spacing w:before="0" w:beforeAutospacing="1" w:after="216" w:afterAutospacing="0" w:line="240" w:lineRule="atLeast"/>
+        <w:ind w:left="0" w:right="0" w:firstLine="0"/>
+        <w:jc w:val="both"/>
+        <w:rPr>
+          <w:rFonts w:hint="default" w:ascii="Palatino Linotype" w:hAnsi="Palatino Linotype" w:eastAsia="sans-serif" w:cs="Palatino Linotype"/>
+          <w:i w:val="0"/>
+          <w:iCs w:val="0"/>
+          <w:caps w:val="0"/>
+          <w:color w:val="1A1C1E"/>
+          <w:spacing w:val="0"/>
+          <w:sz w:val="28"/>
+          <w:szCs w:val="28"/>
+          <w:shd w:val="clear" w:fill="FFFFFF"/>
+        </w:rPr>
+      </w:pPr>
       <w:r>
         <w:rPr>
           <w:rFonts w:hint="default" w:ascii="Palatino Linotype" w:hAnsi="Palatino Linotype" w:eastAsia="sans-serif" w:cs="Palatino Linotype"/>
@@ -4409,6 +4417,7 @@
           <w:spacing w:val="0"/>
           <w:sz w:val="28"/>
           <w:szCs w:val="28"/>
+          <w:shd w:val="clear" w:fill="FFFFFF"/>
         </w:rPr>
       </w:pPr>
       <w:r>
@@ -4425,20 +4434,29 @@
         </w:rPr>
         <w:t>Das riesige Radioteleskop von Arecibo ist kein Auge, es ist ein gigantisches Ohr, das den radiowellenartigen Flüstern des frühen Universums lauscht. Der Gravitationswellendetektor LIGO sieht nicht und hört nicht, er „fühlt“ die winzigen Schwingungen der Raumzeit selbst, wie ein überempfindlicher Finger, der eine wellige Wasseroberfläche berührt.</w:t>
       </w:r>
-      <w:r>
-        <w:rPr>
-          <w:rFonts w:hint="default" w:ascii="Palatino Linotype" w:hAnsi="Palatino Linotype" w:eastAsia="sans-serif" w:cs="Palatino Linotype"/>
-          <w:i w:val="0"/>
-          <w:iCs w:val="0"/>
-          <w:caps w:val="0"/>
-          <w:color w:val="1A1C1E"/>
-          <w:spacing w:val="0"/>
-          <w:sz w:val="28"/>
-          <w:szCs w:val="28"/>
-          <w:shd w:val="clear" w:fill="FFFFFF"/>
-        </w:rPr>
-        <w:br w:type="textWrapping"/>
-      </w:r>
+    </w:p>
+    <w:p>
+      <w:pPr>
+        <w:pStyle w:val="10"/>
+        <w:keepNext w:val="0"/>
+        <w:keepLines w:val="0"/>
+        <w:widowControl/>
+        <w:suppressLineNumbers w:val="0"/>
+        <w:shd w:val="clear" w:fill="FFFFFF"/>
+        <w:spacing w:before="0" w:beforeAutospacing="1" w:after="216" w:afterAutospacing="0" w:line="240" w:lineRule="atLeast"/>
+        <w:ind w:left="0" w:right="0" w:firstLine="0"/>
+        <w:jc w:val="both"/>
+        <w:rPr>
+          <w:rFonts w:hint="default" w:ascii="Palatino Linotype" w:hAnsi="Palatino Linotype" w:eastAsia="sans-serif" w:cs="Palatino Linotype"/>
+          <w:i w:val="0"/>
+          <w:iCs w:val="0"/>
+          <w:caps w:val="0"/>
+          <w:color w:val="1A1C1E"/>
+          <w:spacing w:val="0"/>
+          <w:sz w:val="28"/>
+          <w:szCs w:val="28"/>
+        </w:rPr>
+      </w:pPr>
       <w:r>
         <w:rPr>
           <w:rFonts w:hint="default" w:ascii="Palatino Linotype" w:hAnsi="Palatino Linotype" w:eastAsia="sans-serif" w:cs="Palatino Linotype"/>
@@ -5622,8 +5640,10 @@
           <w:spacing w:val="0"/>
           <w:sz w:val="28"/>
           <w:szCs w:val="28"/>
-        </w:rPr>
-      </w:pPr>
+          <w:shd w:val="clear" w:fill="FFFFFF"/>
+        </w:rPr>
+      </w:pPr>
+      <w:bookmarkStart w:id="28" w:name="_GoBack"/>
       <w:r>
         <w:rPr>
           <w:rFonts w:hint="default" w:ascii="Palatino Linotype" w:hAnsi="Palatino Linotype" w:eastAsia="sans-serif" w:cs="Palatino Linotype"/>
@@ -5638,20 +5658,30 @@
         </w:rPr>
         <w:t>Aber eines Tages, als er über einem hohen Gipfel gleitet, blickt er in den tiefblauen Himmel, sieht den blassen Mond sogar am Tag und sehnt sich danach, ihn zu berühren.</w:t>
       </w:r>
-      <w:r>
-        <w:rPr>
-          <w:rFonts w:hint="default" w:ascii="Palatino Linotype" w:hAnsi="Palatino Linotype" w:eastAsia="sans-serif" w:cs="Palatino Linotype"/>
-          <w:i w:val="0"/>
-          <w:iCs w:val="0"/>
-          <w:caps w:val="0"/>
-          <w:color w:val="1A1C1E"/>
-          <w:spacing w:val="0"/>
-          <w:sz w:val="28"/>
-          <w:szCs w:val="28"/>
-          <w:shd w:val="clear" w:fill="FFFFFF"/>
-        </w:rPr>
-        <w:br w:type="textWrapping"/>
-      </w:r>
+    </w:p>
+    <w:bookmarkEnd w:id="28"/>
+    <w:p>
+      <w:pPr>
+        <w:pStyle w:val="10"/>
+        <w:keepNext w:val="0"/>
+        <w:keepLines w:val="0"/>
+        <w:widowControl/>
+        <w:suppressLineNumbers w:val="0"/>
+        <w:shd w:val="clear" w:fill="FFFFFF"/>
+        <w:spacing w:before="0" w:beforeAutospacing="1" w:after="216" w:afterAutospacing="0" w:line="240" w:lineRule="atLeast"/>
+        <w:ind w:left="0" w:right="0" w:firstLine="0"/>
+        <w:jc w:val="both"/>
+        <w:rPr>
+          <w:rFonts w:hint="default" w:ascii="Palatino Linotype" w:hAnsi="Palatino Linotype" w:eastAsia="sans-serif" w:cs="Palatino Linotype"/>
+          <w:i w:val="0"/>
+          <w:iCs w:val="0"/>
+          <w:caps w:val="0"/>
+          <w:color w:val="1A1C1E"/>
+          <w:spacing w:val="0"/>
+          <w:sz w:val="28"/>
+          <w:szCs w:val="28"/>
+        </w:rPr>
+      </w:pPr>
       <w:r>
         <w:rPr>
           <w:rFonts w:hint="default" w:ascii="Palatino Linotype" w:hAnsi="Palatino Linotype" w:eastAsia="sans-serif" w:cs="Palatino Linotype"/>
